--- a/FeralCTF_Architecture_Spec_v2.docx
+++ b/FeralCTF_Architecture_Spec_v2.docx
@@ -1264,7 +1264,7 @@
                 <w:sz w:val="20"/>
                 <w:szCs w:val="20"/>
               </w:rPr>
-              <w:t xml:space="preserve">sqlx</w:t>
+              <w:t>rusqlite</w:t>
             </w:r>
           </w:p>
         </w:tc>
@@ -1914,7 +1914,7 @@
           <w:sz w:val="22"/>
           <w:szCs w:val="22"/>
         </w:rPr>
-        <w:t xml:space="preserve">Connection pool: 1 write connection + 8 read connections (sqlx pool)</w:t>
+        <w:t>Connection pool: 1 write connection + 8 read connections (rusqlite pool)</w:t>
       </w:r>
     </w:p>
     <w:p>
@@ -1932,7 +1932,7 @@
           <w:sz w:val="22"/>
           <w:szCs w:val="22"/>
         </w:rPr>
-        <w:t xml:space="preserve">All queries compile-time verified via sqlx macros (zero SQL injection risk)</w:t>
+        <w:t>All queries compile-time verified via rusqlite macros (zero SQL injection risk)</w:t>
       </w:r>
     </w:p>
     <w:p>
@@ -2152,6 +2152,45 @@
           <w:szCs w:val="32"/>
         </w:rPr>
         <w:t xml:space="preserve">3. System Architecture</w:t>
+      </w:r>
+    </w:p>
+    <w:p>
+      <w:pPr>
+        <w:jc w:val="center"/>
+      </w:pPr>
+      <w:r>
+        <w:drawing>
+          <wp:inline xmlns:a="http://schemas.openxmlformats.org/drawingml/2006/main" xmlns:pic="http://schemas.openxmlformats.org/drawingml/2006/picture">
+            <wp:extent cx="5486400" cy="3526971"/>
+            <wp:docPr id="2" name="Picture 2"/>
+            <wp:cNvGraphicFramePr>
+              <a:graphicFrameLocks noChangeAspect="1"/>
+            </wp:cNvGraphicFramePr>
+            <a:graphic>
+              <a:graphicData uri="http://schemas.openxmlformats.org/drawingml/2006/picture">
+                <pic:pic>
+                  <pic:nvPicPr>
+                    <pic:cNvPr id="0" name="feralctf-architecture.png"/>
+                    <pic:cNvPicPr/>
+                  </pic:nvPicPr>
+                  <pic:blipFill>
+                    <a:blip r:embed="rId16"/>
+                    <a:stretch>
+                      <a:fillRect/>
+                    </a:stretch>
+                  </pic:blipFill>
+                  <pic:spPr>
+                    <a:xfrm>
+                      <a:off x="0" y="0"/>
+                      <a:ext cx="5486400" cy="3526971"/>
+                    </a:xfrm>
+                    <a:prstGeom prst="rect"/>
+                  </pic:spPr>
+                </pic:pic>
+              </a:graphicData>
+            </a:graphic>
+          </wp:inline>
+        </w:drawing>
       </w:r>
     </w:p>
     <w:p>
@@ -2595,7 +2634,7 @@
                 <w:sz w:val="20"/>
                 <w:szCs w:val="20"/>
               </w:rPr>
-              <w:t xml:space="preserve">sqlx SQLite pool — only on cache miss or write</w:t>
+              <w:t>rusqlite SQLite pool — only on cache miss or write</w:t>
             </w:r>
           </w:p>
         </w:tc>
@@ -7408,7 +7447,7 @@
           <w:sz w:val="22"/>
           <w:szCs w:val="22"/>
         </w:rPr>
-        <w:t xml:space="preserve">All SQL queries use parameterized statements via sqlx — no SQL injection possible</w:t>
+        <w:t>All SQL queries use parameterized statements via rusqlite — no SQL injection possible</w:t>
       </w:r>
     </w:p>
     <w:p>

--- a/FeralCTF_Architecture_Spec_v2.docx
+++ b/FeralCTF_Architecture_Spec_v2.docx
@@ -327,7 +327,7 @@
           <w:sz w:val="22"/>
           <w:szCs w:val="22"/>
         </w:rPr>
-        <w:t xml:space="preserve">FeralCTF is a self-hosted Capture the Flag competition platform built for non-profit and academic competitions running on minimal infrastructure. The entire platform compiles to a single statically-linked binary under 15 MB, embeds all frontend assets, and runs comfortably within 1 GB of RAM on a 1-2 CPU system while supporting 200+ concurrent participants.</w:t>
+        <w:t>FeralCTF is a self-hosted Capture the Flag competition platform built for non-profit and academic competitions running on minimal infrastructure. The entire platform compiles to a single self-contained binary under 15 MB, embeds all frontend assets, and runs comfortably within 1 GB of RAM on a 1-2 CPU system while supporting 200+ concurrent participants.</w:t>
       </w:r>
     </w:p>
     <w:p>

--- a/FeralCTF_Architecture_Spec_v2.docx
+++ b/FeralCTF_Architecture_Spec_v2.docx
@@ -1280,7 +1280,7 @@
                 <w:sz w:val="20"/>
                 <w:szCs w:val="20"/>
               </w:rPr>
-              <w:t xml:space="preserve">0.7.x</w:t>
+              <w:t xml:space="preserve">0.32.x</w:t>
             </w:r>
           </w:p>
         </w:tc>
@@ -1296,7 +1296,7 @@
                 <w:sz w:val="20"/>
                 <w:szCs w:val="20"/>
               </w:rPr>
-              <w:t xml:space="preserve">SQLite async ORM/query</w:t>
+              <w:t xml:space="preserve">SQLite queries, migrations, backup</w:t>
             </w:r>
           </w:p>
         </w:tc>
@@ -1312,73 +1312,7 @@
                 <w:sz w:val="20"/>
                 <w:szCs w:val="20"/>
               </w:rPr>
-              <w:t xml:space="preserve">Compile-time query verification</w:t>
-            </w:r>
-          </w:p>
-        </w:tc>
-      </w:tr>
-      <w:tr>
-        <w:tc>
-          <w:tcPr>
-            <w:tcW w:type="dxa" w:w="1800"/>
-            <w:shd w:color="F0F4F8" w:val="solid"/>
-          </w:tcPr>
-          <w:p>
-            <w:r>
-              <w:rPr>
-                <w:rFonts w:ascii="Arial" w:cs="Arial" w:eastAsia="Arial" w:hAnsi="Arial"/>
-                <w:sz w:val="20"/>
-                <w:szCs w:val="20"/>
-              </w:rPr>
-              <w:t xml:space="preserve">rusqlite</w:t>
-            </w:r>
-          </w:p>
-        </w:tc>
-        <w:tc>
-          <w:tcPr>
-            <w:tcW w:type="dxa" w:w="1200"/>
-            <w:shd w:color="F0F4F8" w:val="solid"/>
-          </w:tcPr>
-          <w:p>
-            <w:r>
-              <w:rPr>
-                <w:rFonts w:ascii="Arial" w:cs="Arial" w:eastAsia="Arial" w:hAnsi="Arial"/>
-                <w:sz w:val="20"/>
-                <w:szCs w:val="20"/>
-              </w:rPr>
-              <w:t xml:space="preserve">0.31.x</w:t>
-            </w:r>
-          </w:p>
-        </w:tc>
-        <w:tc>
-          <w:tcPr>
-            <w:tcW w:type="dxa" w:w="2200"/>
-            <w:shd w:color="F0F4F8" w:val="solid"/>
-          </w:tcPr>
-          <w:p>
-            <w:r>
-              <w:rPr>
-                <w:rFonts w:ascii="Arial" w:cs="Arial" w:eastAsia="Arial" w:hAnsi="Arial"/>
-                <w:sz w:val="20"/>
-                <w:szCs w:val="20"/>
-              </w:rPr>
-              <w:t xml:space="preserve">SQLite backup/admin ops</w:t>
-            </w:r>
-          </w:p>
-        </w:tc>
-        <w:tc>
-          <w:tcPr>
-            <w:tcW w:type="dxa" w:w="2160"/>
-            <w:shd w:color="F0F4F8" w:val="solid"/>
-          </w:tcPr>
-          <w:p>
-            <w:r>
-              <w:rPr>
-                <w:rFonts w:ascii="Arial" w:cs="Arial" w:eastAsia="Arial" w:hAnsi="Arial"/>
-                <w:sz w:val="20"/>
-                <w:szCs w:val="20"/>
-              </w:rPr>
-              <w:t xml:space="preserve">WAL checkpoint, VACUUM</w:t>
+              <w:t xml:space="preserve">Parameterized queries, online backup API</w:t>
             </w:r>
           </w:p>
         </w:tc>

--- a/FeralCTF_Architecture_Spec_v2.docx
+++ b/FeralCTF_Architecture_Spec_v2.docx
@@ -2313,12 +2313,7 @@
           </w:tcPr>
           <w:p>
             <w:r>
-              <w:rPr>
-                <w:rFonts w:ascii="Arial" w:cs="Arial" w:eastAsia="Arial" w:hAnsi="Arial"/>
-                <w:sz w:val="20"/>
-                <w:szCs w:val="20"/>
-              </w:rPr>
-              <w:t xml:space="preserve">Reverse proxy (nginx/caddy) — not built-in</w:t>
+              <w:t>Reverse proxy (nginx/Caddy) recommended; built-in Rustls optional</w:t>
             </w:r>
           </w:p>
         </w:tc>
@@ -4005,12 +4000,7 @@
           </w:tcPr>
           <w:p>
             <w:r>
-              <w:rPr>
-                <w:rFonts w:ascii="Arial" w:cs="Arial" w:eastAsia="Arial" w:hAnsi="Arial"/>
-                <w:sz w:val="20"/>
-                <w:szCs w:val="20"/>
-              </w:rPr>
-              <w:t xml:space="preserve">Change password</w:t>
+              <w:t>Change password; revoke all user sessions</w:t>
             </w:r>
           </w:p>
         </w:tc>
@@ -4027,6 +4017,48 @@
                 <w:szCs w:val="20"/>
               </w:rPr>
               <w:t xml:space="preserve">Required</w:t>
+            </w:r>
+          </w:p>
+        </w:tc>
+      </w:tr>
+      <w:tr>
+        <w:tc>
+          <w:tcPr>
+            <w:tcW w:type="dxa" w:w="100"/>
+          </w:tcPr>
+          <w:p>
+            <w:r>
+              <w:t>PUT</w:t>
+            </w:r>
+          </w:p>
+        </w:tc>
+        <w:tc>
+          <w:tcPr>
+            <w:tcW w:type="dxa" w:w="100"/>
+          </w:tcPr>
+          <w:p>
+            <w:r>
+              <w:t>/api/admin/users/:id/password</w:t>
+            </w:r>
+          </w:p>
+        </w:tc>
+        <w:tc>
+          <w:tcPr>
+            <w:tcW w:type="dxa" w:w="100"/>
+          </w:tcPr>
+          <w:p>
+            <w:r>
+              <w:t>Assign password; revoke target sessions</w:t>
+            </w:r>
+          </w:p>
+        </w:tc>
+        <w:tc>
+          <w:tcPr>
+            <w:tcW w:type="dxa" w:w="100"/>
+          </w:tcPr>
+          <w:p>
+            <w:r>
+              <w:t>Admin</w:t>
             </w:r>
           </w:p>
         </w:tc>
@@ -5832,7 +5864,7 @@
           <w:sz w:val="22"/>
           <w:szCs w:val="22"/>
         </w:rPr>
-        <w:t xml:space="preserve">User/team management: ban, reset password, disqualify</w:t>
+        <w:t>User/team management: ban, assign password, revoke sessions, disqualify</w:t>
       </w:r>
     </w:p>
     <w:p>
@@ -7470,7 +7502,7 @@
           <w:sz w:val="22"/>
           <w:szCs w:val="22"/>
         </w:rPr>
-        <w:t xml:space="preserve">TLS handled by reverse proxy (nginx/Caddy) — not built-in by design</w:t>
+        <w:t>TLS should be terminated by a reverse proxy such as nginx/Caddy in production; optional built-in Rustls HTTPS is available for simpler deployments.</w:t>
       </w:r>
     </w:p>
     <w:p>
